--- a/RFI-Docs/DRAFT - USH Questions - VHA Psychedelics - 10182024.docx
+++ b/RFI-Docs/DRAFT - USH Questions - VHA Psychedelics - 10182024.docx
@@ -4,15 +4,139 @@
   <w:body>
     <w:p>
       <w:pPr>
+        <w:jc w:val="left"/>
+      </w:pPr>
+      <w:r>
+        <w:rPr>
+          <w:color w:val="646464"/>
+          <w:sz w:val="18"/>
+        </w:rPr>
+        <w:t>Document: DRAFT - USH Questions - VHA Psychedelics - 10182024.docx</w:t>
+      </w:r>
+    </w:p>
+    <w:p>
+      <w:pPr>
+        <w:jc w:val="left"/>
+      </w:pPr>
+      <w:r>
+        <w:rPr>
+          <w:color w:val="646464"/>
+          <w:sz w:val="18"/>
+        </w:rPr>
+        <w:t>Title: DRAFT--USH Questions--VHA Psychedelics 10-18-2024</w:t>
+      </w:r>
+    </w:p>
+    <w:p>
+      <w:pPr>
+        <w:jc w:val="left"/>
+      </w:pPr>
+      <w:r>
+        <w:rPr>
+          <w:color w:val="646464"/>
+          <w:sz w:val="18"/>
+        </w:rPr>
+        <w:t>Topic: Psychedelics | Type: Presentations and Other Documents</w:t>
+      </w:r>
+    </w:p>
+    <w:p>
+      <w:pPr>
+        <w:jc w:val="left"/>
+      </w:pPr>
+      <w:r>
+        <w:rPr>
+          <w:color w:val="646464"/>
+          <w:sz w:val="18"/>
+        </w:rPr>
+        <w:t>Created: 2024-10-23 | By: Richman, Michael (VACO)</w:t>
+      </w:r>
+    </w:p>
+    <w:p>
+      <w:pPr>
+        <w:jc w:val="left"/>
+      </w:pPr>
+      <w:r>
+        <w:rPr>
+          <w:color w:val="646464"/>
+          <w:sz w:val="18"/>
+        </w:rPr>
+        <w:t>Modified: 2024-10-23 | By: Richman, Michael (VACO)</w:t>
+      </w:r>
+    </w:p>
+    <w:p>
+      <w:pPr>
+        <w:jc w:val="left"/>
+      </w:pPr>
+      <w:r>
+        <w:rPr>
+          <w:color w:val="C8C8C8"/>
+          <w:sz w:val="16"/>
+        </w:rPr>
+        <w:t>────────────────────────────────────────────────────────────────────────────────</w:t>
+      </w:r>
+    </w:p>
+    <w:p>
+      <w:pPr>
+        <w:jc w:val="left"/>
+      </w:pPr>
+      <w:r/>
+    </w:p>
+    <w:p>
+      <w:pPr>
+        <w:jc w:val="left"/>
+      </w:pPr>
+      <w:r>
+        <w:rPr>
+          <w:color w:val="646464"/>
+          <w:sz w:val="18"/>
+        </w:rPr>
+        <w:t>Topic: Psychedelics | Type: Presentations and Other Documents</w:t>
+      </w:r>
+    </w:p>
+    <w:p>
+      <w:pPr>
+        <w:jc w:val="left"/>
+      </w:pPr>
+      <w:r>
+        <w:rPr>
+          <w:color w:val="646464"/>
+          <w:sz w:val="18"/>
+        </w:rPr>
+        <w:t>Created: 2024-10-23 | By: Richman, Michael (VACO)</w:t>
+      </w:r>
+    </w:p>
+    <w:p>
+      <w:pPr>
+        <w:jc w:val="left"/>
+      </w:pPr>
+      <w:r>
+        <w:rPr>
+          <w:color w:val="646464"/>
+          <w:sz w:val="18"/>
+        </w:rPr>
+        <w:t>Modified: 2024-10-23 | By: Richman, Michael (VACO)</w:t>
+      </w:r>
+    </w:p>
+    <w:p>
+      <w:pPr>
         <w:pStyle w:val="Title"/>
         <w:spacing w:after="0"/>
+        <w:jc w:val="left"/>
         <w:rPr>
           <w:sz w:val="28"/>
           <w:szCs w:val="28"/>
         </w:rPr>
       </w:pPr>
+      <w:r>
+        <w:rPr>
+          <w:color w:val="C8C8C8"/>
+          <w:sz w:val="16"/>
+        </w:rPr>
+        <w:t>────────────────────────────────────────────────────────────────────────────────</w:t>
+      </w:r>
     </w:p>
-    <w:p/>
+    <w:p>
+      <w:r/>
+    </w:p>
     <w:p/>
     <w:p>
       <w:pPr>
